--- a/Details of project.docx
+++ b/Details of project.docx
@@ -1,10 +1,10 @@
 
 <file path=word/document.xml><?xml version="1.0" encoding="utf-8"?>
-<w:document xmlns:wpc="http://schemas.microsoft.com/office/word/2010/wordprocessingCanvas" xmlns:cx="http://schemas.microsoft.com/office/drawing/2014/chartex" xmlns:cx1="http://schemas.microsoft.com/office/drawing/2015/9/8/chartex" xmlns:cx2="http://schemas.microsoft.com/office/drawing/2015/10/21/chartex" xmlns:cx3="http://schemas.microsoft.com/office/drawing/2016/5/9/chartex" xmlns:cx4="http://schemas.microsoft.com/office/drawing/2016/5/10/chartex" xmlns:cx5="http://schemas.microsoft.com/office/drawing/2016/5/11/chartex" xmlns:cx6="http://schemas.microsoft.com/office/drawing/2016/5/12/chartex" xmlns:cx7="http://schemas.microsoft.com/office/drawing/2016/5/13/chartex" xmlns:cx8="http://schemas.microsoft.com/office/drawing/2016/5/14/chartex" xmlns:mc="http://schemas.openxmlformats.org/markup-compatibility/2006" xmlns:m="http://schemas.openxmlformats.org/officeDocument/2006/math" xmlns:aink="http://schemas.microsoft.com/office/drawing/2016/ink" xmlns:am3d="http://schemas.microsoft.com/office/drawing/2017/model3d" xmlns:oel="http://schemas.microsoft.com/office/2019/extlst" xmlns:r="http://schemas.openxmlformats.org/officeDocument/2006/relationships" xmlns:wp14="http://schemas.microsoft.com/office/word/2010/wordprocessingDrawing" xmlns:wp="http://schemas.openxmlformats.org/drawingml/2006/wordprocessingDrawing" xmlns:wpg="http://schemas.microsoft.com/office/word/2010/wordprocessingGroup" xmlns:wpi="http://schemas.microsoft.com/office/word/2010/wordprocessingInk" xmlns:wps="http://schemas.microsoft.com/office/word/2010/wordprocessingShape" xmlns:o="urn:schemas-microsoft-com:office:office" xmlns:v="urn:schemas-microsoft-com:vml" xmlns:w10="urn:schemas-microsoft-com:office:word" xmlns:w="http://schemas.openxmlformats.org/wordprocessingml/2006/main" xmlns:w14="http://schemas.microsoft.com/office/word/2010/wordml" xmlns:w15="http://schemas.microsoft.com/office/word/2012/wordml" xmlns:w16cex="http://schemas.microsoft.com/office/word/2018/wordml/cex" xmlns:w16cid="http://schemas.microsoft.com/office/word/2016/wordml/cid" xmlns:w16="http://schemas.microsoft.com/office/word/2018/wordml" xmlns:w16sdtdh="http://schemas.microsoft.com/office/word/2020/wordml/sdtdatahash" xmlns:w16sdtfl="http://schemas.microsoft.com/office/word/2024/wordml/sdtformatlock" xmlns:w16se="http://schemas.microsoft.com/office/word/2015/wordml/symex" xmlns:w16du="http://schemas.microsoft.com/office/word/2023/wordml/word16du" xmlns:wne="http://schemas.microsoft.com/office/word/2006/wordml" mc:Ignorable="w14 w15 w16se w16cid w16 w16cex w16sdtdh w16sdtfl w16du wp14">
+<w:document xmlns:wpc="http://schemas.microsoft.com/office/word/2010/wordprocessingCanvas" xmlns:cx="http://schemas.microsoft.com/office/drawing/2014/chartex" xmlns:cx1="http://schemas.microsoft.com/office/drawing/2015/9/8/chartex" xmlns:cx2="http://schemas.microsoft.com/office/drawing/2015/10/21/chartex" xmlns:cx3="http://schemas.microsoft.com/office/drawing/2016/5/9/chartex" xmlns:cx4="http://schemas.microsoft.com/office/drawing/2016/5/10/chartex" xmlns:cx5="http://schemas.microsoft.com/office/drawing/2016/5/11/chartex" xmlns:cx6="http://schemas.microsoft.com/office/drawing/2016/5/12/chartex" xmlns:cx7="http://schemas.microsoft.com/office/drawing/2016/5/13/chartex" xmlns:cx8="http://schemas.microsoft.com/office/drawing/2016/5/14/chartex" xmlns:mc="http://schemas.openxmlformats.org/markup-compatibility/2006" xmlns:m="http://schemas.openxmlformats.org/officeDocument/2006/math" xmlns:aink="http://schemas.microsoft.com/office/drawing/2016/ink" xmlns:am3d="http://schemas.microsoft.com/office/drawing/2017/model3d" xmlns:oel="http://schemas.microsoft.com/office/2019/extlst" xmlns:r="http://schemas.openxmlformats.org/officeDocument/2006/relationships" xmlns:wp14="http://schemas.microsoft.com/office/word/2010/wordprocessingDrawing" xmlns:wp="http://schemas.openxmlformats.org/drawingml/2006/wordprocessingDrawing" xmlns:wpg="http://schemas.microsoft.com/office/word/2010/wordprocessingGroup" xmlns:wpi="http://schemas.microsoft.com/office/word/2010/wordprocessingInk" xmlns:wps="http://schemas.microsoft.com/office/word/2010/wordprocessingShape" xmlns:o="urn:schemas-microsoft-com:office:office" xmlns:v="urn:schemas-microsoft-com:vml" xmlns:w10="urn:schemas-microsoft-com:office:word" xmlns:w="http://schemas.openxmlformats.org/wordprocessingml/2006/main" xmlns:w14="http://schemas.microsoft.com/office/word/2010/wordml" xmlns:w15="http://schemas.microsoft.com/office/word/2012/wordml" xmlns:w16cei="http://schemas.microsoft.com/office/word/2026/wordml/cei" xmlns:w16cex="http://schemas.microsoft.com/office/word/2018/wordml/cex" xmlns:w16cid="http://schemas.microsoft.com/office/word/2016/wordml/cid" xmlns:w16="http://schemas.microsoft.com/office/word/2018/wordml" xmlns:w16sdtdh="http://schemas.microsoft.com/office/word/2020/wordml/sdtdatahash" xmlns:w16sdtfl="http://schemas.microsoft.com/office/word/2024/wordml/sdtformatlock" xmlns:w16se="http://schemas.microsoft.com/office/word/2015/wordml/symex" xmlns:w16du="http://schemas.microsoft.com/office/word/2023/wordml/word16du" xmlns:wne="http://schemas.microsoft.com/office/word/2006/wordml" mc:Ignorable="w14 w15 w16se w16cid w16 w16cex w16sdtdh w16sdtfl w16du wp14">
   <w:body>
     <w:p>
       <w:pPr>
-        <w:spacing w:before="100" w:beforeAutospacing="1" w:after="100" w:afterAutospacing="1" w:line="240" w:lineRule="auto"/>
+        <w:spacing w:after="100" w:afterAutospacing="1" w:line="240" w:lineRule="auto"/>
         <w:outlineLvl w:val="0"/>
         <w:rPr>
           <w:rFonts w:ascii="Times New Roman" w:eastAsia="Times New Roman" w:hAnsi="Times New Roman" w:cs="Times New Roman"/>
@@ -112,13 +112,15 @@
       </w:pPr>
       <w:r>
         <w:rPr>
-          <w:rFonts w:ascii="Times New Roman" w:eastAsia="Times New Roman" w:hAnsi="Times New Roman" w:cs="Times New Roman"/>
           <w:noProof/>
-          <w:kern w:val="0"/>
-          <w:lang w:val="en-IN" w:eastAsia="en-GB"/>
-        </w:rPr>
-        <w:pict w14:anchorId="0896A85A">
-          <v:rect id="_x0000_i1036" alt="" style="width:451.3pt;height:.05pt;mso-width-percent:0;mso-height-percent:0;mso-width-percent:0;mso-height-percent:0" o:hralign="center" o:hrstd="t" o:hr="t" fillcolor="#a0a0a0" stroked="f"/>
+        </w:rPr>
+      </w:r>
+      <w:r>
+        <w:pict w14:anchorId="7A82E9C4">
+          <v:rect id="Horizontal Line 1" o:spid="_x0000_s1037" style="width:451.3pt;height:.05pt;visibility:visible;mso-wrap-style:square;mso-left-percent:-10001;mso-top-percent:-10001;mso-position-horizontal:absolute;mso-position-horizontal-relative:char;mso-position-vertical:absolute;mso-position-vertical-relative:line;mso-left-percent:-10001;mso-top-percent:-10001;v-text-anchor:top" o:gfxdata="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" filled="f">
+            <o:lock v:ext="edit" rotation="t" aspectratio="t" verticies="t" text="t" shapetype="t"/>
+            <w10:anchorlock/>
+          </v:rect>
         </w:pict>
       </w:r>
     </w:p>
@@ -273,13 +275,15 @@
       </w:pPr>
       <w:r>
         <w:rPr>
-          <w:rFonts w:ascii="Times New Roman" w:eastAsia="Times New Roman" w:hAnsi="Times New Roman" w:cs="Times New Roman"/>
           <w:noProof/>
-          <w:kern w:val="0"/>
-          <w:lang w:val="en-IN" w:eastAsia="en-GB"/>
-        </w:rPr>
-        <w:pict w14:anchorId="6BA1C9C5">
-          <v:rect id="_x0000_i1035" alt="" style="width:451.3pt;height:.05pt;mso-width-percent:0;mso-height-percent:0;mso-width-percent:0;mso-height-percent:0" o:hralign="center" o:hrstd="t" o:hr="t" fillcolor="#a0a0a0" stroked="f"/>
+        </w:rPr>
+      </w:r>
+      <w:r>
+        <w:pict w14:anchorId="6A3CB837">
+          <v:rect id="Horizontal Line 2" o:spid="_x0000_s1036" style="width:451.3pt;height:.05pt;visibility:visible;mso-wrap-style:square;mso-left-percent:-10001;mso-top-percent:-10001;mso-position-horizontal:absolute;mso-position-horizontal-relative:char;mso-position-vertical:absolute;mso-position-vertical-relative:line;mso-left-percent:-10001;mso-top-percent:-10001;v-text-anchor:top" o:gfxdata="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" filled="f">
+            <o:lock v:ext="edit" rotation="t" aspectratio="t" verticies="t" text="t" shapetype="t"/>
+            <w10:anchorlock/>
+          </v:rect>
         </w:pict>
       </w:r>
     </w:p>
@@ -435,13 +439,15 @@
       </w:pPr>
       <w:r>
         <w:rPr>
-          <w:rFonts w:ascii="Times New Roman" w:eastAsia="Times New Roman" w:hAnsi="Times New Roman" w:cs="Times New Roman"/>
           <w:noProof/>
-          <w:kern w:val="0"/>
-          <w:lang w:val="en-IN" w:eastAsia="en-GB"/>
-        </w:rPr>
-        <w:pict w14:anchorId="105B70E3">
-          <v:rect id="_x0000_i1034" alt="" style="width:451.3pt;height:.05pt;mso-width-percent:0;mso-height-percent:0;mso-width-percent:0;mso-height-percent:0" o:hralign="center" o:hrstd="t" o:hr="t" fillcolor="#a0a0a0" stroked="f"/>
+        </w:rPr>
+      </w:r>
+      <w:r>
+        <w:pict w14:anchorId="525838C3">
+          <v:rect id="Horizontal Line 3" o:spid="_x0000_s1035" style="width:451.3pt;height:.05pt;visibility:visible;mso-wrap-style:square;mso-left-percent:-10001;mso-top-percent:-10001;mso-position-horizontal:absolute;mso-position-horizontal-relative:char;mso-position-vertical:absolute;mso-position-vertical-relative:line;mso-left-percent:-10001;mso-top-percent:-10001;v-text-anchor:top" o:gfxdata="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" filled="f">
+            <o:lock v:ext="edit" rotation="t" aspectratio="t" verticies="t" text="t" shapetype="t"/>
+            <w10:anchorlock/>
+          </v:rect>
         </w:pict>
       </w:r>
     </w:p>
@@ -660,13 +666,15 @@
       </w:pPr>
       <w:r>
         <w:rPr>
-          <w:rFonts w:ascii="Times New Roman" w:eastAsia="Times New Roman" w:hAnsi="Times New Roman" w:cs="Times New Roman"/>
           <w:noProof/>
-          <w:kern w:val="0"/>
-          <w:lang w:val="en-IN" w:eastAsia="en-GB"/>
-        </w:rPr>
-        <w:pict w14:anchorId="4F60F628">
-          <v:rect id="_x0000_i1033" alt="" style="width:451.3pt;height:.05pt;mso-width-percent:0;mso-height-percent:0;mso-width-percent:0;mso-height-percent:0" o:hralign="center" o:hrstd="t" o:hr="t" fillcolor="#a0a0a0" stroked="f"/>
+        </w:rPr>
+      </w:r>
+      <w:r>
+        <w:pict w14:anchorId="3FE1A8D7">
+          <v:rect id="Horizontal Line 4" o:spid="_x0000_s1034" style="width:451.3pt;height:.05pt;visibility:visible;mso-wrap-style:square;mso-left-percent:-10001;mso-top-percent:-10001;mso-position-horizontal:absolute;mso-position-horizontal-relative:char;mso-position-vertical:absolute;mso-position-vertical-relative:line;mso-left-percent:-10001;mso-top-percent:-10001;v-text-anchor:top" o:gfxdata="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" filled="f">
+            <o:lock v:ext="edit" rotation="t" aspectratio="t" verticies="t" text="t" shapetype="t"/>
+            <w10:anchorlock/>
+          </v:rect>
         </w:pict>
       </w:r>
     </w:p>
@@ -824,13 +832,15 @@
       </w:pPr>
       <w:r>
         <w:rPr>
-          <w:rFonts w:ascii="Times New Roman" w:eastAsia="Times New Roman" w:hAnsi="Times New Roman" w:cs="Times New Roman"/>
           <w:noProof/>
-          <w:kern w:val="0"/>
-          <w:lang w:val="en-IN" w:eastAsia="en-GB"/>
-        </w:rPr>
-        <w:pict w14:anchorId="3BBDFEDD">
-          <v:rect id="_x0000_i1032" alt="" style="width:451.3pt;height:.05pt;mso-width-percent:0;mso-height-percent:0;mso-width-percent:0;mso-height-percent:0" o:hralign="center" o:hrstd="t" o:hr="t" fillcolor="#a0a0a0" stroked="f"/>
+        </w:rPr>
+      </w:r>
+      <w:r>
+        <w:pict w14:anchorId="40575D0B">
+          <v:rect id="Horizontal Line 5" o:spid="_x0000_s1033" style="width:451.3pt;height:.05pt;visibility:visible;mso-wrap-style:square;mso-left-percent:-10001;mso-top-percent:-10001;mso-position-horizontal:absolute;mso-position-horizontal-relative:char;mso-position-vertical:absolute;mso-position-vertical-relative:line;mso-left-percent:-10001;mso-top-percent:-10001;v-text-anchor:top" o:gfxdata="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" filled="f">
+            <o:lock v:ext="edit" rotation="t" aspectratio="t" verticies="t" text="t" shapetype="t"/>
+            <w10:anchorlock/>
+          </v:rect>
         </w:pict>
       </w:r>
     </w:p>
@@ -1080,13 +1090,15 @@
       </w:pPr>
       <w:r>
         <w:rPr>
-          <w:rFonts w:ascii="Times New Roman" w:eastAsia="Times New Roman" w:hAnsi="Times New Roman" w:cs="Times New Roman"/>
           <w:noProof/>
-          <w:kern w:val="0"/>
-          <w:lang w:val="en-IN" w:eastAsia="en-GB"/>
-        </w:rPr>
-        <w:pict w14:anchorId="4E14E0A7">
-          <v:rect id="_x0000_i1031" alt="" style="width:451.3pt;height:.05pt;mso-width-percent:0;mso-height-percent:0;mso-width-percent:0;mso-height-percent:0" o:hralign="center" o:hrstd="t" o:hr="t" fillcolor="#a0a0a0" stroked="f"/>
+        </w:rPr>
+      </w:r>
+      <w:r>
+        <w:pict w14:anchorId="013E951D">
+          <v:rect id="Horizontal Line 6" o:spid="_x0000_s1032" style="width:451.3pt;height:.05pt;visibility:visible;mso-wrap-style:square;mso-left-percent:-10001;mso-top-percent:-10001;mso-position-horizontal:absolute;mso-position-horizontal-relative:char;mso-position-vertical:absolute;mso-position-vertical-relative:line;mso-left-percent:-10001;mso-top-percent:-10001;v-text-anchor:top" o:gfxdata="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" filled="f">
+            <o:lock v:ext="edit" rotation="t" aspectratio="t" verticies="t" text="t" shapetype="t"/>
+            <w10:anchorlock/>
+          </v:rect>
         </w:pict>
       </w:r>
     </w:p>
@@ -1318,13 +1330,15 @@
       </w:pPr>
       <w:r>
         <w:rPr>
-          <w:rFonts w:ascii="Times New Roman" w:eastAsia="Times New Roman" w:hAnsi="Times New Roman" w:cs="Times New Roman"/>
           <w:noProof/>
-          <w:kern w:val="0"/>
-          <w:lang w:val="en-IN" w:eastAsia="en-GB"/>
-        </w:rPr>
-        <w:pict w14:anchorId="3F1BBD02">
-          <v:rect id="_x0000_i1030" alt="" style="width:451.3pt;height:.05pt;mso-width-percent:0;mso-height-percent:0;mso-width-percent:0;mso-height-percent:0" o:hralign="center" o:hrstd="t" o:hr="t" fillcolor="#a0a0a0" stroked="f"/>
+        </w:rPr>
+      </w:r>
+      <w:r>
+        <w:pict w14:anchorId="3CE39716">
+          <v:rect id="Horizontal Line 7" o:spid="_x0000_s1031" style="width:451.3pt;height:.05pt;visibility:visible;mso-wrap-style:square;mso-left-percent:-10001;mso-top-percent:-10001;mso-position-horizontal:absolute;mso-position-horizontal-relative:char;mso-position-vertical:absolute;mso-position-vertical-relative:line;mso-left-percent:-10001;mso-top-percent:-10001;v-text-anchor:top" o:gfxdata="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" filled="f">
+            <o:lock v:ext="edit" rotation="t" aspectratio="t" verticies="t" text="t" shapetype="t"/>
+            <w10:anchorlock/>
+          </v:rect>
         </w:pict>
       </w:r>
     </w:p>
@@ -1614,13 +1628,15 @@
       </w:pPr>
       <w:r>
         <w:rPr>
-          <w:rFonts w:ascii="Times New Roman" w:eastAsia="Times New Roman" w:hAnsi="Times New Roman" w:cs="Times New Roman"/>
           <w:noProof/>
-          <w:kern w:val="0"/>
-          <w:lang w:val="en-IN" w:eastAsia="en-GB"/>
-        </w:rPr>
-        <w:pict w14:anchorId="365883F9">
-          <v:rect id="_x0000_i1029" alt="" style="width:451.3pt;height:.05pt;mso-width-percent:0;mso-height-percent:0;mso-width-percent:0;mso-height-percent:0" o:hralign="center" o:hrstd="t" o:hr="t" fillcolor="#a0a0a0" stroked="f"/>
+        </w:rPr>
+      </w:r>
+      <w:r>
+        <w:pict w14:anchorId="5AC8B652">
+          <v:rect id="Horizontal Line 8" o:spid="_x0000_s1030" style="width:451.3pt;height:.05pt;visibility:visible;mso-wrap-style:square;mso-left-percent:-10001;mso-top-percent:-10001;mso-position-horizontal:absolute;mso-position-horizontal-relative:char;mso-position-vertical:absolute;mso-position-vertical-relative:line;mso-left-percent:-10001;mso-top-percent:-10001;v-text-anchor:top" o:gfxdata="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" filled="f">
+            <o:lock v:ext="edit" rotation="t" aspectratio="t" verticies="t" text="t" shapetype="t"/>
+            <w10:anchorlock/>
+          </v:rect>
         </w:pict>
       </w:r>
     </w:p>
@@ -1861,13 +1877,15 @@
       </w:pPr>
       <w:r>
         <w:rPr>
-          <w:rFonts w:ascii="Times New Roman" w:eastAsia="Times New Roman" w:hAnsi="Times New Roman" w:cs="Times New Roman"/>
           <w:noProof/>
-          <w:kern w:val="0"/>
-          <w:lang w:val="en-IN" w:eastAsia="en-GB"/>
-        </w:rPr>
-        <w:pict w14:anchorId="6917334E">
-          <v:rect id="_x0000_i1028" alt="" style="width:451.3pt;height:.05pt;mso-width-percent:0;mso-height-percent:0;mso-width-percent:0;mso-height-percent:0" o:hralign="center" o:hrstd="t" o:hr="t" fillcolor="#a0a0a0" stroked="f"/>
+        </w:rPr>
+      </w:r>
+      <w:r>
+        <w:pict w14:anchorId="3665EF7F">
+          <v:rect id="Horizontal Line 9" o:spid="_x0000_s1029" style="width:451.3pt;height:.05pt;visibility:visible;mso-wrap-style:square;mso-left-percent:-10001;mso-top-percent:-10001;mso-position-horizontal:absolute;mso-position-horizontal-relative:char;mso-position-vertical:absolute;mso-position-vertical-relative:line;mso-left-percent:-10001;mso-top-percent:-10001;v-text-anchor:top" o:gfxdata="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" filled="f">
+            <o:lock v:ext="edit" rotation="t" aspectratio="t" verticies="t" text="t" shapetype="t"/>
+            <w10:anchorlock/>
+          </v:rect>
         </w:pict>
       </w:r>
     </w:p>
@@ -1962,13 +1980,15 @@
       </w:pPr>
       <w:r>
         <w:rPr>
-          <w:rFonts w:ascii="Times New Roman" w:eastAsia="Times New Roman" w:hAnsi="Times New Roman" w:cs="Times New Roman"/>
           <w:noProof/>
-          <w:kern w:val="0"/>
-          <w:lang w:val="en-IN" w:eastAsia="en-GB"/>
-        </w:rPr>
-        <w:pict w14:anchorId="76225E73">
-          <v:rect id="_x0000_i1027" alt="" style="width:451.3pt;height:.05pt;mso-width-percent:0;mso-height-percent:0;mso-width-percent:0;mso-height-percent:0" o:hralign="center" o:hrstd="t" o:hr="t" fillcolor="#a0a0a0" stroked="f"/>
+        </w:rPr>
+      </w:r>
+      <w:r>
+        <w:pict w14:anchorId="262444A1">
+          <v:rect id="Horizontal Line 10" o:spid="_x0000_s1028" style="width:451.3pt;height:.05pt;visibility:visible;mso-wrap-style:square;mso-left-percent:-10001;mso-top-percent:-10001;mso-position-horizontal:absolute;mso-position-horizontal-relative:char;mso-position-vertical:absolute;mso-position-vertical-relative:line;mso-left-percent:-10001;mso-top-percent:-10001;v-text-anchor:top" o:gfxdata="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" filled="f">
+            <o:lock v:ext="edit" rotation="t" aspectratio="t" verticies="t" text="t" shapetype="t"/>
+            <w10:anchorlock/>
+          </v:rect>
         </w:pict>
       </w:r>
     </w:p>
@@ -3148,13 +3168,15 @@
       </w:pPr>
       <w:r>
         <w:rPr>
-          <w:rFonts w:ascii="Times New Roman" w:eastAsia="Times New Roman" w:hAnsi="Times New Roman" w:cs="Times New Roman"/>
           <w:noProof/>
-          <w:kern w:val="0"/>
-          <w:lang w:val="en-IN" w:eastAsia="en-GB"/>
-        </w:rPr>
-        <w:pict w14:anchorId="3912056B">
-          <v:rect id="_x0000_i1026" alt="" style="width:451.3pt;height:.05pt;mso-width-percent:0;mso-height-percent:0;mso-width-percent:0;mso-height-percent:0" o:hralign="center" o:hrstd="t" o:hr="t" fillcolor="#a0a0a0" stroked="f"/>
+        </w:rPr>
+      </w:r>
+      <w:r>
+        <w:pict w14:anchorId="6A347D28">
+          <v:rect id="Horizontal Line 11" o:spid="_x0000_s1027" style="width:451.3pt;height:.05pt;visibility:visible;mso-wrap-style:square;mso-left-percent:-10001;mso-top-percent:-10001;mso-position-horizontal:absolute;mso-position-horizontal-relative:char;mso-position-vertical:absolute;mso-position-vertical-relative:line;mso-left-percent:-10001;mso-top-percent:-10001;v-text-anchor:top" o:gfxdata="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" filled="f">
+            <o:lock v:ext="edit" rotation="t" aspectratio="t" verticies="t" text="t" shapetype="t"/>
+            <w10:anchorlock/>
+          </v:rect>
         </w:pict>
       </w:r>
     </w:p>
@@ -3335,13 +3357,15 @@
       </w:pPr>
       <w:r>
         <w:rPr>
-          <w:rFonts w:ascii="Times New Roman" w:eastAsia="Times New Roman" w:hAnsi="Times New Roman" w:cs="Times New Roman"/>
           <w:noProof/>
-          <w:kern w:val="0"/>
-          <w:lang w:val="en-IN" w:eastAsia="en-GB"/>
-        </w:rPr>
-        <w:pict w14:anchorId="00963FD8">
-          <v:rect id="_x0000_i1025" alt="" style="width:451.3pt;height:.05pt;mso-width-percent:0;mso-height-percent:0;mso-width-percent:0;mso-height-percent:0" o:hralign="center" o:hrstd="t" o:hr="t" fillcolor="#a0a0a0" stroked="f"/>
+        </w:rPr>
+      </w:r>
+      <w:r>
+        <w:pict w14:anchorId="5C1C4D66">
+          <v:rect id="Horizontal Line 12" o:spid="_x0000_s1026" style="width:451.3pt;height:.05pt;visibility:visible;mso-wrap-style:square;mso-left-percent:-10001;mso-top-percent:-10001;mso-position-horizontal:absolute;mso-position-horizontal-relative:char;mso-position-vertical:absolute;mso-position-vertical-relative:line;mso-left-percent:-10001;mso-top-percent:-10001;v-text-anchor:top" o:gfxdata="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" filled="f">
+            <o:lock v:ext="edit" rotation="t" aspectratio="t" verticies="t" text="t" shapetype="t"/>
+            <w10:anchorlock/>
+          </v:rect>
         </w:pict>
       </w:r>
     </w:p>
@@ -3547,7 +3571,7 @@
 </file>
 
 <file path=word/numbering.xml><?xml version="1.0" encoding="utf-8"?>
-<w:numbering xmlns:wpc="http://schemas.microsoft.com/office/word/2010/wordprocessingCanvas" xmlns:cx="http://schemas.microsoft.com/office/drawing/2014/chartex" xmlns:cx1="http://schemas.microsoft.com/office/drawing/2015/9/8/chartex" xmlns:cx2="http://schemas.microsoft.com/office/drawing/2015/10/21/chartex" xmlns:cx3="http://schemas.microsoft.com/office/drawing/2016/5/9/chartex" xmlns:cx4="http://schemas.microsoft.com/office/drawing/2016/5/10/chartex" xmlns:cx5="http://schemas.microsoft.com/office/drawing/2016/5/11/chartex" xmlns:cx6="http://schemas.microsoft.com/office/drawing/2016/5/12/chartex" xmlns:cx7="http://schemas.microsoft.com/office/drawing/2016/5/13/chartex" xmlns:cx8="http://schemas.microsoft.com/office/drawing/2016/5/14/chartex" xmlns:mc="http://schemas.openxmlformats.org/markup-compatibility/2006" xmlns:m="http://schemas.openxmlformats.org/officeDocument/2006/math" xmlns:aink="http://schemas.microsoft.com/office/drawing/2016/ink" xmlns:am3d="http://schemas.microsoft.com/office/drawing/2017/model3d" xmlns:oel="http://schemas.microsoft.com/office/2019/extlst" xmlns:r="http://schemas.openxmlformats.org/officeDocument/2006/relationships" xmlns:wp14="http://schemas.microsoft.com/office/word/2010/wordprocessingDrawing" xmlns:wp="http://schemas.openxmlformats.org/drawingml/2006/wordprocessingDrawing" xmlns:wpg="http://schemas.microsoft.com/office/word/2010/wordprocessingGroup" xmlns:wpi="http://schemas.microsoft.com/office/word/2010/wordprocessingInk" xmlns:wps="http://schemas.microsoft.com/office/word/2010/wordprocessingShape" xmlns:o="urn:schemas-microsoft-com:office:office" xmlns:v="urn:schemas-microsoft-com:vml" xmlns:w10="urn:schemas-microsoft-com:office:word" xmlns:w="http://schemas.openxmlformats.org/wordprocessingml/2006/main" xmlns:w14="http://schemas.microsoft.com/office/word/2010/wordml" xmlns:w15="http://schemas.microsoft.com/office/word/2012/wordml" xmlns:w16cex="http://schemas.microsoft.com/office/word/2018/wordml/cex" xmlns:w16cid="http://schemas.microsoft.com/office/word/2016/wordml/cid" xmlns:w16="http://schemas.microsoft.com/office/word/2018/wordml" xmlns:w16sdtdh="http://schemas.microsoft.com/office/word/2020/wordml/sdtdatahash" xmlns:w16sdtfl="http://schemas.microsoft.com/office/word/2024/wordml/sdtformatlock" xmlns:w16se="http://schemas.microsoft.com/office/word/2015/wordml/symex" xmlns:w16du="http://schemas.microsoft.com/office/word/2023/wordml/word16du" xmlns:wne="http://schemas.microsoft.com/office/word/2006/wordml" mc:Ignorable="w14 w15 w16se w16cid w16 w16cex w16sdtdh w16sdtfl w16du wp14">
+<w:numbering xmlns:wpc="http://schemas.microsoft.com/office/word/2010/wordprocessingCanvas" xmlns:cx="http://schemas.microsoft.com/office/drawing/2014/chartex" xmlns:cx1="http://schemas.microsoft.com/office/drawing/2015/9/8/chartex" xmlns:cx2="http://schemas.microsoft.com/office/drawing/2015/10/21/chartex" xmlns:cx3="http://schemas.microsoft.com/office/drawing/2016/5/9/chartex" xmlns:cx4="http://schemas.microsoft.com/office/drawing/2016/5/10/chartex" xmlns:cx5="http://schemas.microsoft.com/office/drawing/2016/5/11/chartex" xmlns:cx6="http://schemas.microsoft.com/office/drawing/2016/5/12/chartex" xmlns:cx7="http://schemas.microsoft.com/office/drawing/2016/5/13/chartex" xmlns:cx8="http://schemas.microsoft.com/office/drawing/2016/5/14/chartex" xmlns:mc="http://schemas.openxmlformats.org/markup-compatibility/2006" xmlns:m="http://schemas.openxmlformats.org/officeDocument/2006/math" xmlns:aink="http://schemas.microsoft.com/office/drawing/2016/ink" xmlns:am3d="http://schemas.microsoft.com/office/drawing/2017/model3d" xmlns:oel="http://schemas.microsoft.com/office/2019/extlst" xmlns:r="http://schemas.openxmlformats.org/officeDocument/2006/relationships" xmlns:wp14="http://schemas.microsoft.com/office/word/2010/wordprocessingDrawing" xmlns:wp="http://schemas.openxmlformats.org/drawingml/2006/wordprocessingDrawing" xmlns:wpg="http://schemas.microsoft.com/office/word/2010/wordprocessingGroup" xmlns:wpi="http://schemas.microsoft.com/office/word/2010/wordprocessingInk" xmlns:wps="http://schemas.microsoft.com/office/word/2010/wordprocessingShape" xmlns:o="urn:schemas-microsoft-com:office:office" xmlns:v="urn:schemas-microsoft-com:vml" xmlns:w10="urn:schemas-microsoft-com:office:word" xmlns:w="http://schemas.openxmlformats.org/wordprocessingml/2006/main" xmlns:w14="http://schemas.microsoft.com/office/word/2010/wordml" xmlns:w15="http://schemas.microsoft.com/office/word/2012/wordml" xmlns:w16cei="http://schemas.microsoft.com/office/word/2026/wordml/cei" xmlns:w16cex="http://schemas.microsoft.com/office/word/2018/wordml/cex" xmlns:w16cid="http://schemas.microsoft.com/office/word/2016/wordml/cid" xmlns:w16="http://schemas.microsoft.com/office/word/2018/wordml" xmlns:w16sdtdh="http://schemas.microsoft.com/office/word/2020/wordml/sdtdatahash" xmlns:w16sdtfl="http://schemas.microsoft.com/office/word/2024/wordml/sdtformatlock" xmlns:w16se="http://schemas.microsoft.com/office/word/2015/wordml/symex" xmlns:w16du="http://schemas.microsoft.com/office/word/2023/wordml/word16du" xmlns:wne="http://schemas.microsoft.com/office/word/2006/wordml" mc:Ignorable="w14 w15 w16se w16cid w16 w16cex w16sdtdh w16sdtfl w16du wp14">
   <w:abstractNum w:abstractNumId="0" w15:restartNumberingAfterBreak="0">
     <w:nsid w:val="218E0ACB"/>
     <w:multiLevelType w:val="multilevel"/>
